--- a/Files/02 - Shemos/04 - Beshalach/5783/Beshalach 5783 (2)/Beshalach 5783 (2).docx
+++ b/Files/02 - Shemos/04 - Beshalach/5783/Beshalach 5783 (2)/Beshalach 5783 (2).docx
@@ -51,7 +51,7 @@
           <w:sz w:val="24"/>
           <w:szCs w:val="24"/>
         </w:rPr>
-        <w:t>ight before</w:t>
+        <w:t xml:space="preserve">ight before </w:t>
       </w:r>
       <w:r>
         <w:rPr>
@@ -544,7 +544,7 @@
           <w:sz w:val="24"/>
           <w:szCs w:val="24"/>
         </w:rPr>
-        <w:t>and</w:t>
+        <w:t xml:space="preserve">and </w:t>
       </w:r>
       <w:r>
         <w:rPr>
@@ -706,7 +706,7 @@
           <w:sz w:val="24"/>
           <w:szCs w:val="24"/>
         </w:rPr>
-        <w:t>, also known as the</w:t>
+        <w:t xml:space="preserve">, also known as the </w:t>
       </w:r>
       <w:r>
         <w:rPr>
